--- a/Avanzado/Modulo5/documentacion/03_Pacientes/Especialidades.docx
+++ b/Avanzado/Modulo5/documentacion/03_Pacientes/Especialidades.docx
@@ -17,7 +17,7 @@
     </w:p>
     <w:p>
       <w:r>
-        <w:t>Para solicitar un turno con los profesionales que se encuentran a continuación comunicate al: 0800-666-6587, por WhatsApp: +54911 4493-2017 o desde miportalclinicas.com.ar.</w:t>
+        <w:t>Para solicitar un turno con los profesionales que se encuentran a continuación comunicate por mail a mwquiero@gmail.com o por WhatsApp (por chat en el Workflow del asistente).</w:t>
       </w:r>
     </w:p>
     <w:p>
